--- a/assets/files/word/Surat_Undangan_Microsoft_Word.docx
+++ b/assets/files/word/Surat_Undangan_Microsoft_Word.docx
@@ -4,14 +4,14 @@
   <w:body>
     <w:p>
       <w:pPr>
-        <w:spacing w:after="0" w:line="240" w:lineRule="auto"/>
+        <w:spacing w:after="0"/>
         <w:jc w:val="center"/>
         <w:rPr>
           <w:rFonts w:ascii="Times New Roman" w:hAnsi="Times New Roman" w:cs="Times New Roman"/>
           <w:b/>
           <w:bCs/>
-          <w:sz w:val="28"/>
-          <w:szCs w:val="28"/>
+          <w:sz w:val="24"/>
+          <w:szCs w:val="24"/>
         </w:rPr>
       </w:pPr>
       <w:r>
@@ -19,63 +19,63 @@
           <w:rFonts w:ascii="Times New Roman" w:hAnsi="Times New Roman" w:cs="Times New Roman"/>
           <w:b/>
           <w:bCs/>
-          <w:sz w:val="28"/>
-          <w:szCs w:val="28"/>
-        </w:rPr>
-        <w:t>PT MAJU BERSAMA INDONESIA</w:t>
+          <w:sz w:val="24"/>
+          <w:szCs w:val="24"/>
+        </w:rPr>
+        <w:t>PT MAJU BERSAMA Indonesia</w:t>
       </w:r>
     </w:p>
     <w:p>
       <w:pPr>
-        <w:spacing w:after="0" w:line="240" w:lineRule="auto"/>
+        <w:spacing w:after="0"/>
         <w:jc w:val="center"/>
         <w:rPr>
           <w:rFonts w:ascii="Times New Roman" w:hAnsi="Times New Roman" w:cs="Times New Roman"/>
-          <w:sz w:val="20"/>
-          <w:szCs w:val="20"/>
-        </w:rPr>
-      </w:pPr>
-      <w:r>
-        <w:rPr>
-          <w:rFonts w:ascii="Times New Roman" w:hAnsi="Times New Roman" w:cs="Times New Roman"/>
-          <w:sz w:val="20"/>
-          <w:szCs w:val="20"/>
+          <w:sz w:val="24"/>
+          <w:szCs w:val="24"/>
+        </w:rPr>
+      </w:pPr>
+      <w:r>
+        <w:rPr>
+          <w:rFonts w:ascii="Times New Roman" w:hAnsi="Times New Roman" w:cs="Times New Roman"/>
+          <w:sz w:val="24"/>
+          <w:szCs w:val="24"/>
         </w:rPr>
         <w:t>Jl. Merdeka No. 123, Jakarta Selatan</w:t>
       </w:r>
     </w:p>
     <w:p>
       <w:pPr>
-        <w:spacing w:after="0" w:line="240" w:lineRule="auto"/>
+        <w:spacing w:after="0"/>
         <w:jc w:val="center"/>
         <w:rPr>
           <w:rFonts w:ascii="Times New Roman" w:hAnsi="Times New Roman" w:cs="Times New Roman"/>
-          <w:sz w:val="20"/>
-          <w:szCs w:val="20"/>
+          <w:sz w:val="24"/>
+          <w:szCs w:val="24"/>
         </w:rPr>
       </w:pPr>
       <w:r>
         <w:rPr>
           <w:rFonts w:ascii="Times New Roman" w:hAnsi="Times New Roman" w:cs="Times New Roman"/>
           <w:noProof/>
-          <w:sz w:val="20"/>
-          <w:szCs w:val="20"/>
+          <w:sz w:val="24"/>
+          <w:szCs w:val="24"/>
         </w:rPr>
         <mc:AlternateContent>
           <mc:Choice Requires="wps">
             <w:drawing>
-              <wp:anchor distT="0" distB="0" distL="114300" distR="114300" simplePos="0" relativeHeight="251659264" behindDoc="0" locked="0" layoutInCell="1" allowOverlap="1" wp14:anchorId="6C6D9114" wp14:editId="066B199B">
+              <wp:anchor distT="0" distB="0" distL="114300" distR="114300" simplePos="0" relativeHeight="251659264" behindDoc="0" locked="0" layoutInCell="1" allowOverlap="1" wp14:anchorId="725C4259" wp14:editId="25AE33BF">
                 <wp:simplePos x="0" y="0"/>
                 <wp:positionH relativeFrom="column">
-                  <wp:posOffset>-9526</wp:posOffset>
+                  <wp:posOffset>0</wp:posOffset>
                 </wp:positionH>
                 <wp:positionV relativeFrom="paragraph">
-                  <wp:posOffset>116205</wp:posOffset>
+                  <wp:posOffset>103505</wp:posOffset>
                 </wp:positionV>
-                <wp:extent cx="5686425" cy="0"/>
+                <wp:extent cx="5695950" cy="0"/>
                 <wp:effectExtent l="0" t="0" r="0" b="0"/>
                 <wp:wrapNone/>
-                <wp:docPr id="1251881561" name="Straight Connector 2"/>
+                <wp:docPr id="748790004" name="Straight Connector 1"/>
                 <wp:cNvGraphicFramePr/>
                 <a:graphic xmlns:a="http://schemas.openxmlformats.org/drawingml/2006/main">
                   <a:graphicData uri="http://schemas.microsoft.com/office/word/2010/wordprocessingShape">
@@ -84,7 +84,7 @@
                       <wps:spPr>
                         <a:xfrm>
                           <a:off x="0" y="0"/>
-                          <a:ext cx="5686425" cy="0"/>
+                          <a:ext cx="5695950" cy="0"/>
                         </a:xfrm>
                         <a:prstGeom prst="line">
                           <a:avLst/>
@@ -113,7 +113,7 @@
           </mc:Choice>
           <mc:Fallback>
             <w:pict>
-              <v:line w14:anchorId="1F5F54F3" id="Straight Connector 2" o:spid="_x0000_s1026" style="position:absolute;z-index:251659264;visibility:visible;mso-wrap-style:square;mso-wrap-distance-left:9pt;mso-wrap-distance-top:0;mso-wrap-distance-right:9pt;mso-wrap-distance-bottom:0;mso-position-horizontal:absolute;mso-position-horizontal-relative:text;mso-position-vertical:absolute;mso-position-vertical-relative:text" from="-.75pt,9.15pt" to="447pt,9.15pt" o:gfxdata="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" strokecolor="#4472c4 [3204]" strokeweight=".5pt">
+              <v:line w14:anchorId="46C44049" id="Straight Connector 1" o:spid="_x0000_s1026" style="position:absolute;z-index:251659264;visibility:visible;mso-wrap-style:square;mso-wrap-distance-left:9pt;mso-wrap-distance-top:0;mso-wrap-distance-right:9pt;mso-wrap-distance-bottom:0;mso-position-horizontal:absolute;mso-position-horizontal-relative:text;mso-position-vertical:absolute;mso-position-vertical-relative:text" from="0,8.15pt" to="448.5pt,8.15pt" o:gfxdata="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" strokecolor="#4472c4 [3204]" strokeweight=".5pt">
                 <v:stroke joinstyle="miter"/>
               </v:line>
             </w:pict>
@@ -123,162 +123,161 @@
     </w:p>
     <w:p>
       <w:pPr>
-        <w:spacing w:after="0" w:line="240" w:lineRule="auto"/>
-        <w:jc w:val="center"/>
-        <w:rPr>
-          <w:rFonts w:ascii="Times New Roman" w:hAnsi="Times New Roman" w:cs="Times New Roman"/>
-          <w:sz w:val="20"/>
-          <w:szCs w:val="20"/>
-        </w:rPr>
-      </w:pPr>
+        <w:spacing w:after="0"/>
+        <w:rPr>
+          <w:rFonts w:ascii="Times New Roman" w:hAnsi="Times New Roman" w:cs="Times New Roman"/>
+          <w:sz w:val="24"/>
+          <w:szCs w:val="24"/>
+        </w:rPr>
+      </w:pPr>
+      <w:r>
+        <w:rPr>
+          <w:rFonts w:ascii="Times New Roman" w:hAnsi="Times New Roman" w:cs="Times New Roman"/>
+          <w:sz w:val="24"/>
+          <w:szCs w:val="24"/>
+        </w:rPr>
+        <w:t>Jakarta, 15 Januari 2025</w:t>
+      </w:r>
     </w:p>
     <w:p>
       <w:pPr>
-        <w:rPr>
-          <w:rFonts w:ascii="Times New Roman" w:hAnsi="Times New Roman" w:cs="Times New Roman"/>
-          <w:sz w:val="20"/>
-          <w:szCs w:val="20"/>
-        </w:rPr>
-      </w:pPr>
-      <w:r>
-        <w:rPr>
-          <w:rFonts w:ascii="Times New Roman" w:hAnsi="Times New Roman" w:cs="Times New Roman"/>
-          <w:sz w:val="20"/>
-          <w:szCs w:val="20"/>
-        </w:rPr>
-        <w:t xml:space="preserve">Tanggal : </w:t>
-      </w:r>
-      <w:r>
-        <w:rPr>
-          <w:rFonts w:ascii="Times New Roman" w:hAnsi="Times New Roman" w:cs="Times New Roman"/>
-          <w:sz w:val="20"/>
-          <w:szCs w:val="20"/>
-        </w:rPr>
-        <w:t>Jakarta, 15 Januari 2025</w:t>
+        <w:spacing w:after="0"/>
+        <w:rPr>
+          <w:rFonts w:ascii="Times New Roman" w:hAnsi="Times New Roman" w:cs="Times New Roman"/>
+          <w:sz w:val="24"/>
+          <w:szCs w:val="24"/>
+        </w:rPr>
+      </w:pPr>
+      <w:r>
+        <w:rPr>
+          <w:rFonts w:ascii="Times New Roman" w:hAnsi="Times New Roman" w:cs="Times New Roman"/>
+          <w:sz w:val="24"/>
+          <w:szCs w:val="24"/>
+        </w:rPr>
+        <w:t>Lampiran : Lampiran: 1 (satu) lembar</w:t>
       </w:r>
     </w:p>
     <w:p>
       <w:pPr>
-        <w:rPr>
-          <w:rFonts w:ascii="Times New Roman" w:hAnsi="Times New Roman" w:cs="Times New Roman"/>
-          <w:sz w:val="20"/>
-          <w:szCs w:val="20"/>
-        </w:rPr>
-      </w:pPr>
-      <w:r>
-        <w:rPr>
-          <w:rFonts w:ascii="Times New Roman" w:hAnsi="Times New Roman" w:cs="Times New Roman"/>
-          <w:sz w:val="20"/>
-          <w:szCs w:val="20"/>
-        </w:rPr>
-        <w:t xml:space="preserve">Lampiran : </w:t>
-      </w:r>
-      <w:r>
-        <w:rPr>
-          <w:rFonts w:ascii="Times New Roman" w:hAnsi="Times New Roman" w:cs="Times New Roman"/>
-          <w:sz w:val="20"/>
-          <w:szCs w:val="20"/>
-        </w:rPr>
-        <w:t>Lampiran: 1 (satu) lembar</w:t>
+        <w:spacing w:after="0"/>
+        <w:rPr>
+          <w:rFonts w:ascii="Times New Roman" w:hAnsi="Times New Roman" w:cs="Times New Roman"/>
+          <w:sz w:val="24"/>
+          <w:szCs w:val="24"/>
+        </w:rPr>
+      </w:pPr>
+      <w:r>
+        <w:rPr>
+          <w:rFonts w:ascii="Times New Roman" w:hAnsi="Times New Roman" w:cs="Times New Roman"/>
+          <w:sz w:val="24"/>
+          <w:szCs w:val="24"/>
+        </w:rPr>
+        <w:t>Hal : Undangan Rapat Evaluasi Kinerja</w:t>
       </w:r>
     </w:p>
     <w:p>
       <w:pPr>
-        <w:rPr>
-          <w:rFonts w:ascii="Times New Roman" w:hAnsi="Times New Roman" w:cs="Times New Roman"/>
-          <w:sz w:val="20"/>
-          <w:szCs w:val="20"/>
-        </w:rPr>
-      </w:pPr>
-      <w:r>
-        <w:rPr>
-          <w:rFonts w:ascii="Times New Roman" w:hAnsi="Times New Roman" w:cs="Times New Roman"/>
-          <w:sz w:val="20"/>
-          <w:szCs w:val="20"/>
-        </w:rPr>
-        <w:t xml:space="preserve">Hal : </w:t>
-      </w:r>
-      <w:r>
-        <w:rPr>
-          <w:rFonts w:ascii="Times New Roman" w:hAnsi="Times New Roman" w:cs="Times New Roman"/>
-          <w:sz w:val="20"/>
-          <w:szCs w:val="20"/>
-        </w:rPr>
-        <w:t>Undangan Rapat Evaluasi Kinerja</w:t>
-      </w:r>
+        <w:spacing w:after="0"/>
+        <w:rPr>
+          <w:rFonts w:ascii="Times New Roman" w:hAnsi="Times New Roman" w:cs="Times New Roman"/>
+          <w:sz w:val="24"/>
+          <w:szCs w:val="24"/>
+        </w:rPr>
+      </w:pPr>
     </w:p>
     <w:p>
       <w:pPr>
-        <w:rPr>
-          <w:rFonts w:ascii="Times New Roman" w:hAnsi="Times New Roman" w:cs="Times New Roman"/>
-          <w:sz w:val="20"/>
-          <w:szCs w:val="20"/>
-        </w:rPr>
-      </w:pPr>
-      <w:r>
-        <w:rPr>
-          <w:rFonts w:ascii="Times New Roman" w:hAnsi="Times New Roman" w:cs="Times New Roman"/>
-          <w:sz w:val="20"/>
-          <w:szCs w:val="20"/>
-        </w:rPr>
-        <w:t xml:space="preserve">Yth. </w:t>
-      </w:r>
-      <w:r>
-        <w:rPr>
-          <w:rFonts w:ascii="Times New Roman" w:hAnsi="Times New Roman" w:cs="Times New Roman"/>
-          <w:sz w:val="20"/>
-          <w:szCs w:val="20"/>
-        </w:rPr>
-        <w:t>Kepada Yth. Bapak/Ibu Karyawan</w:t>
+        <w:spacing w:after="0"/>
+        <w:rPr>
+          <w:rFonts w:ascii="Times New Roman" w:hAnsi="Times New Roman" w:cs="Times New Roman"/>
+          <w:sz w:val="24"/>
+          <w:szCs w:val="24"/>
+        </w:rPr>
+      </w:pPr>
+      <w:r>
+        <w:rPr>
+          <w:rFonts w:ascii="Times New Roman" w:hAnsi="Times New Roman" w:cs="Times New Roman"/>
+          <w:sz w:val="24"/>
+          <w:szCs w:val="24"/>
+        </w:rPr>
+        <w:t>Yth. Kepada Yth. Bapak/Ibu Karyawan</w:t>
       </w:r>
     </w:p>
     <w:p>
       <w:pPr>
-        <w:rPr>
-          <w:rFonts w:ascii="Times New Roman" w:hAnsi="Times New Roman" w:cs="Times New Roman"/>
-          <w:sz w:val="20"/>
-          <w:szCs w:val="20"/>
-        </w:rPr>
-      </w:pPr>
-      <w:r>
-        <w:rPr>
-          <w:rFonts w:ascii="Times New Roman" w:hAnsi="Times New Roman" w:cs="Times New Roman"/>
-          <w:sz w:val="20"/>
-          <w:szCs w:val="20"/>
-        </w:rPr>
-        <w:t>Dengan hormat,</w:t>
-      </w:r>
+        <w:spacing w:after="0"/>
+        <w:rPr>
+          <w:rFonts w:ascii="Times New Roman" w:hAnsi="Times New Roman" w:cs="Times New Roman"/>
+          <w:sz w:val="24"/>
+          <w:szCs w:val="24"/>
+        </w:rPr>
+      </w:pPr>
     </w:p>
     <w:p>
       <w:pPr>
         <w:rPr>
           <w:rFonts w:ascii="Times New Roman" w:hAnsi="Times New Roman" w:cs="Times New Roman"/>
-          <w:sz w:val="20"/>
-          <w:szCs w:val="20"/>
-        </w:rPr>
-      </w:pPr>
-      <w:r>
-        <w:rPr>
-          <w:rFonts w:ascii="Times New Roman" w:hAnsi="Times New Roman" w:cs="Times New Roman"/>
-          <w:sz w:val="20"/>
-          <w:szCs w:val="20"/>
-        </w:rPr>
-        <w:t>Dengan ini kami mengundang Bapak/Ibu untuk menghadiri rapat …</w:t>
+          <w:sz w:val="24"/>
+          <w:szCs w:val="24"/>
+        </w:rPr>
+      </w:pPr>
+      <w:r>
+        <w:rPr>
+          <w:rFonts w:ascii="Times New Roman" w:hAnsi="Times New Roman" w:cs="Times New Roman"/>
+          <w:sz w:val="24"/>
+          <w:szCs w:val="24"/>
+        </w:rPr>
+        <w:t>Dengan hormat,</w:t>
       </w:r>
     </w:p>
     <w:p>
       <w:pPr>
-        <w:rPr>
-          <w:rFonts w:ascii="Times New Roman" w:hAnsi="Times New Roman" w:cs="Times New Roman"/>
-          <w:sz w:val="20"/>
-          <w:szCs w:val="20"/>
-        </w:rPr>
-      </w:pPr>
-      <w:r>
-        <w:rPr>
-          <w:rFonts w:ascii="Times New Roman" w:hAnsi="Times New Roman" w:cs="Times New Roman"/>
-          <w:sz w:val="20"/>
-          <w:szCs w:val="20"/>
+        <w:jc w:val="both"/>
+        <w:rPr>
+          <w:rFonts w:ascii="Times New Roman" w:hAnsi="Times New Roman" w:cs="Times New Roman"/>
+          <w:sz w:val="24"/>
+          <w:szCs w:val="24"/>
+        </w:rPr>
+      </w:pPr>
+      <w:r>
+        <w:rPr>
+          <w:rFonts w:ascii="Times New Roman" w:hAnsi="Times New Roman" w:cs="Times New Roman"/>
+          <w:sz w:val="24"/>
+          <w:szCs w:val="24"/>
+        </w:rPr>
+        <w:t>Dengan ini kami mengundang Bapak/Ibu untuk menghadiri rapat</w:t>
+      </w:r>
+      <w:r>
+        <w:rPr>
+          <w:rFonts w:ascii="Times New Roman" w:hAnsi="Times New Roman" w:cs="Times New Roman"/>
+          <w:sz w:val="24"/>
+          <w:szCs w:val="24"/>
+        </w:rPr>
+        <w:t xml:space="preserve">. </w:t>
+      </w:r>
+      <w:r>
+        <w:rPr>
+          <w:rFonts w:ascii="Times New Roman" w:hAnsi="Times New Roman" w:cs="Times New Roman"/>
+          <w:sz w:val="24"/>
+          <w:szCs w:val="24"/>
+        </w:rPr>
+        <w:t>Lorem ipsum dolor sit amet, consectetur adipiscing elit. Integer in nisi ante. Sed pulvinar nisl sit amet luctus facilisis. Sed quis suscipit magna. Nam luctus dapibus faucibus. Duis sit amet elit vitae tellus tincidunt euismod. Pellentesque ullamcorper arcu et dui convallis, et faucibus libero tincidunt. Nulla sit amet dui consectetur purus imperdiet consequat. Vivamus pharetra velit hendrerit nibh accumsan, at posuere est luctus. Duis vulputate enim ex. Nulla lacus diam, placerat eu sollicitudin nec, tincidunt ac sapien.</w:t>
+      </w:r>
+    </w:p>
+    <w:p>
+      <w:pPr>
+        <w:jc w:val="both"/>
+        <w:rPr>
+          <w:rFonts w:ascii="Times New Roman" w:hAnsi="Times New Roman" w:cs="Times New Roman"/>
+          <w:sz w:val="24"/>
+          <w:szCs w:val="24"/>
+        </w:rPr>
+      </w:pPr>
+      <w:r>
+        <w:rPr>
+          <w:rFonts w:ascii="Times New Roman" w:hAnsi="Times New Roman" w:cs="Times New Roman"/>
+          <w:sz w:val="24"/>
+          <w:szCs w:val="24"/>
         </w:rPr>
         <w:t>Rapat akan dilaksanakan di </w:t>
       </w:r>
@@ -287,16 +286,16 @@
           <w:rFonts w:ascii="Times New Roman" w:hAnsi="Times New Roman" w:cs="Times New Roman"/>
           <w:i/>
           <w:iCs/>
-          <w:sz w:val="20"/>
-          <w:szCs w:val="20"/>
+          <w:sz w:val="24"/>
+          <w:szCs w:val="24"/>
         </w:rPr>
         <w:t>Ruang Meeting Lantai 3</w:t>
       </w:r>
       <w:r>
         <w:rPr>
           <w:rFonts w:ascii="Times New Roman" w:hAnsi="Times New Roman" w:cs="Times New Roman"/>
-          <w:sz w:val="20"/>
-          <w:szCs w:val="20"/>
+          <w:sz w:val="24"/>
+          <w:szCs w:val="24"/>
         </w:rPr>
         <w:t> dengan agenda </w:t>
       </w:r>
@@ -305,41 +304,58 @@
           <w:rFonts w:ascii="Times New Roman" w:hAnsi="Times New Roman" w:cs="Times New Roman"/>
           <w:i/>
           <w:iCs/>
-          <w:sz w:val="20"/>
-          <w:szCs w:val="20"/>
+          <w:sz w:val="24"/>
+          <w:szCs w:val="24"/>
         </w:rPr>
         <w:t>Evaluasi Kinerja Q1</w:t>
       </w:r>
       <w:r>
         <w:rPr>
           <w:rFonts w:ascii="Times New Roman" w:hAnsi="Times New Roman" w:cs="Times New Roman"/>
-          <w:sz w:val="20"/>
-          <w:szCs w:val="20"/>
+          <w:sz w:val="24"/>
+          <w:szCs w:val="24"/>
         </w:rPr>
         <w:t>.</w:t>
+      </w:r>
+      <w:r>
+        <w:rPr>
+          <w:rFonts w:ascii="Times New Roman" w:hAnsi="Times New Roman" w:cs="Times New Roman"/>
+          <w:sz w:val="24"/>
+          <w:szCs w:val="24"/>
+        </w:rPr>
+        <w:t xml:space="preserve"> </w:t>
+      </w:r>
+      <w:r>
+        <w:rPr>
+          <w:rFonts w:ascii="Times New Roman" w:hAnsi="Times New Roman" w:cs="Times New Roman"/>
+          <w:sz w:val="24"/>
+          <w:szCs w:val="24"/>
+        </w:rPr>
+        <w:t>Fusce lacus augue, semper vel nulla ut, venenatis venenatis eros. Integer at euismod lectus. Duis congue, nisl imperdiet rutrum varius, tellus orci pellentesque erat, vitae consequat erat augue ac quam. Nam ac velit sed libero porttitor rutrum. Donec purus libero, facilisis sit amet lectus sit amet, fringilla fermentum nisi. Morbi non interdum diam. Ut lobortis libero id fermentum semper. Aenean vel diam nec nisi mattis luctus.</w:t>
       </w:r>
     </w:p>
     <w:p>
       <w:pPr>
-        <w:rPr>
-          <w:rFonts w:ascii="Times New Roman" w:hAnsi="Times New Roman" w:cs="Times New Roman"/>
-          <w:sz w:val="20"/>
-          <w:szCs w:val="20"/>
-        </w:rPr>
-      </w:pPr>
-      <w:r>
-        <w:rPr>
-          <w:rFonts w:ascii="Times New Roman" w:hAnsi="Times New Roman" w:cs="Times New Roman"/>
-          <w:sz w:val="20"/>
-          <w:szCs w:val="20"/>
+        <w:jc w:val="both"/>
+        <w:rPr>
+          <w:rFonts w:ascii="Times New Roman" w:hAnsi="Times New Roman" w:cs="Times New Roman"/>
+          <w:sz w:val="24"/>
+          <w:szCs w:val="24"/>
+        </w:rPr>
+      </w:pPr>
+      <w:r>
+        <w:rPr>
+          <w:rFonts w:ascii="Times New Roman" w:hAnsi="Times New Roman" w:cs="Times New Roman"/>
+          <w:sz w:val="24"/>
+          <w:szCs w:val="24"/>
         </w:rPr>
         <w:t>Rapat dijadwalkan pada </w:t>
       </w:r>
       <w:r>
         <w:rPr>
           <w:rFonts w:ascii="Times New Roman" w:hAnsi="Times New Roman" w:cs="Times New Roman"/>
-          <w:sz w:val="20"/>
-          <w:szCs w:val="20"/>
+          <w:sz w:val="24"/>
+          <w:szCs w:val="24"/>
           <w:u w:val="single"/>
         </w:rPr>
         <w:t>Senin, 20 Januari 2025 pukul 09.00 WIB</w:t>
@@ -347,61 +363,112 @@
       <w:r>
         <w:rPr>
           <w:rFonts w:ascii="Times New Roman" w:hAnsi="Times New Roman" w:cs="Times New Roman"/>
-          <w:sz w:val="20"/>
-          <w:szCs w:val="20"/>
+          <w:sz w:val="24"/>
+          <w:szCs w:val="24"/>
         </w:rPr>
         <w:t>.</w:t>
+      </w:r>
+      <w:r>
+        <w:rPr>
+          <w:rFonts w:ascii="Times New Roman" w:hAnsi="Times New Roman" w:cs="Times New Roman"/>
+          <w:sz w:val="24"/>
+          <w:szCs w:val="24"/>
+        </w:rPr>
+        <w:t xml:space="preserve"> </w:t>
+      </w:r>
+      <w:r>
+        <w:rPr>
+          <w:rFonts w:ascii="Times New Roman" w:hAnsi="Times New Roman" w:cs="Times New Roman"/>
+          <w:sz w:val="24"/>
+          <w:szCs w:val="24"/>
+        </w:rPr>
+        <w:t>Aliquam et tincidunt tortor. Praesent posuere massa sed placerat dapibus. Etiam efficitur nisi id risus semper blandit. In lobortis nunc et ligula pharetra, a porttitor dui vehicula. Maecenas mollis lacus at velit interdum feugiat. Donec malesuada dui nec consequat dapibus. Ut ut maximus arcu. Suspendisse sed nibh eget dui consequat sagittis sed eu lorem. Sed aliquet erat eget libero ultrices, in elementum metus egestas.</w:t>
       </w:r>
     </w:p>
     <w:p>
       <w:pPr>
-        <w:rPr>
-          <w:rFonts w:ascii="Times New Roman" w:hAnsi="Times New Roman" w:cs="Times New Roman"/>
-          <w:sz w:val="20"/>
-          <w:szCs w:val="20"/>
-        </w:rPr>
-      </w:pPr>
-      <w:r>
-        <w:rPr>
-          <w:rFonts w:ascii="Times New Roman" w:hAnsi="Times New Roman" w:cs="Times New Roman"/>
-          <w:sz w:val="20"/>
-          <w:szCs w:val="20"/>
+        <w:jc w:val="both"/>
+        <w:rPr>
+          <w:rFonts w:ascii="Times New Roman" w:hAnsi="Times New Roman" w:cs="Times New Roman"/>
+          <w:sz w:val="24"/>
+          <w:szCs w:val="24"/>
+        </w:rPr>
+      </w:pPr>
+      <w:r>
+        <w:rPr>
+          <w:rFonts w:ascii="Times New Roman" w:hAnsi="Times New Roman" w:cs="Times New Roman"/>
+          <w:sz w:val="24"/>
+          <w:szCs w:val="24"/>
         </w:rPr>
         <w:t>Demikian undangan ini kami sampaikan. Atas kehadiran Bapak/Ibu, kami ucapkan terima kasih.</w:t>
+      </w:r>
+      <w:r>
+        <w:rPr>
+          <w:rFonts w:ascii="Times New Roman" w:hAnsi="Times New Roman" w:cs="Times New Roman"/>
+          <w:sz w:val="24"/>
+          <w:szCs w:val="24"/>
+        </w:rPr>
+        <w:t xml:space="preserve"> </w:t>
+      </w:r>
+      <w:r>
+        <w:rPr>
+          <w:rFonts w:ascii="Times New Roman" w:hAnsi="Times New Roman" w:cs="Times New Roman"/>
+          <w:sz w:val="24"/>
+          <w:szCs w:val="24"/>
+        </w:rPr>
+        <w:t>Aliquam et tincidunt tortor. Praesent posuere massa sed placerat dapibus. Etiam efficitur nisi id risus semper blandit</w:t>
+      </w:r>
+      <w:r>
+        <w:rPr>
+          <w:rFonts w:ascii="Times New Roman" w:hAnsi="Times New Roman" w:cs="Times New Roman"/>
+          <w:sz w:val="24"/>
+          <w:szCs w:val="24"/>
+        </w:rPr>
+        <w:t>.</w:t>
       </w:r>
     </w:p>
     <w:p>
       <w:pPr>
-        <w:rPr>
-          <w:rFonts w:ascii="Times New Roman" w:hAnsi="Times New Roman" w:cs="Times New Roman"/>
-          <w:sz w:val="20"/>
-          <w:szCs w:val="20"/>
-        </w:rPr>
-      </w:pPr>
-      <w:r>
-        <w:rPr>
-          <w:rFonts w:ascii="Times New Roman" w:hAnsi="Times New Roman" w:cs="Times New Roman"/>
-          <w:sz w:val="20"/>
-          <w:szCs w:val="20"/>
-        </w:rPr>
-        <w:t>Hormat kami,</w:t>
-      </w:r>
+        <w:jc w:val="both"/>
+        <w:rPr>
+          <w:rFonts w:ascii="Times New Roman" w:hAnsi="Times New Roman" w:cs="Times New Roman"/>
+          <w:sz w:val="24"/>
+          <w:szCs w:val="24"/>
+        </w:rPr>
+      </w:pPr>
     </w:p>
     <w:p>
       <w:pPr>
         <w:rPr>
           <w:rFonts w:ascii="Times New Roman" w:hAnsi="Times New Roman" w:cs="Times New Roman"/>
-          <w:sz w:val="20"/>
-          <w:szCs w:val="20"/>
-        </w:rPr>
-      </w:pPr>
+          <w:sz w:val="24"/>
+          <w:szCs w:val="24"/>
+        </w:rPr>
+      </w:pPr>
+      <w:r>
+        <w:rPr>
+          <w:rFonts w:ascii="Times New Roman" w:hAnsi="Times New Roman" w:cs="Times New Roman"/>
+          <w:sz w:val="24"/>
+          <w:szCs w:val="24"/>
+        </w:rPr>
+        <w:t>Hormat kami,</w:t>
+      </w:r>
     </w:p>
     <w:p>
       <w:pPr>
         <w:rPr>
           <w:rFonts w:ascii="Times New Roman" w:hAnsi="Times New Roman" w:cs="Times New Roman"/>
-          <w:sz w:val="20"/>
-          <w:szCs w:val="20"/>
+          <w:sz w:val="24"/>
+          <w:szCs w:val="24"/>
+        </w:rPr>
+      </w:pPr>
+    </w:p>
+    <w:p>
+      <w:pPr>
+        <w:rPr>
+          <w:rFonts w:ascii="Times New Roman" w:hAnsi="Times New Roman" w:cs="Times New Roman"/>
+          <w:sz w:val="24"/>
+          <w:szCs w:val="24"/>
         </w:rPr>
       </w:pPr>
       <w:r>
@@ -409,14 +476,14 @@
           <w:rFonts w:ascii="Times New Roman" w:hAnsi="Times New Roman" w:cs="Times New Roman"/>
           <w:b/>
           <w:bCs/>
-          <w:sz w:val="20"/>
-          <w:szCs w:val="20"/>
+          <w:sz w:val="24"/>
+          <w:szCs w:val="24"/>
         </w:rPr>
         <w:t>Direktur Utama</w:t>
       </w:r>
     </w:p>
     <w:sectPr>
-      <w:pgSz w:w="11906" w:h="16838"/>
+      <w:pgSz w:w="11906" w:h="16838" w:code="9"/>
       <w:pgMar w:top="1440" w:right="1440" w:bottom="1440" w:left="1440" w:header="708" w:footer="708" w:gutter="0"/>
       <w:cols w:space="708"/>
       <w:docGrid w:linePitch="360"/>
@@ -1636,16 +1703,4 @@
     </a:ext>
   </a:extLst>
 </a:theme>
-</file>
-
-<file path=customXml/item1.xml><?xml version="1.0" encoding="utf-8"?>
-<b:Sources xmlns:b="http://schemas.openxmlformats.org/officeDocument/2006/bibliography" xmlns="http://schemas.openxmlformats.org/officeDocument/2006/bibliography" SelectedStyle="\APASixthEditionOfficeOnline.xsl" StyleName="APA" Version="6"/>
-</file>
-
-<file path=customXml/itemProps1.xml><?xml version="1.0" encoding="utf-8"?>
-<ds:datastoreItem xmlns:ds="http://schemas.openxmlformats.org/officeDocument/2006/customXml" ds:itemID="{5AC34E2F-4CC8-48A1-A00A-497A9A588CA7}">
-  <ds:schemaRefs>
-    <ds:schemaRef ds:uri="http://schemas.openxmlformats.org/officeDocument/2006/bibliography"/>
-  </ds:schemaRefs>
-</ds:datastoreItem>
 </file>
--- a/assets/files/word/Surat_Undangan_Microsoft_Word.docx
+++ b/assets/files/word/Surat_Undangan_Microsoft_Word.docx
@@ -64,7 +64,7 @@
         <mc:AlternateContent>
           <mc:Choice Requires="wps">
             <w:drawing>
-              <wp:anchor distT="0" distB="0" distL="114300" distR="114300" simplePos="0" relativeHeight="251659264" behindDoc="0" locked="0" layoutInCell="1" allowOverlap="1" wp14:anchorId="725C4259" wp14:editId="25AE33BF">
+              <wp:anchor distT="0" distB="0" distL="114300" distR="114300" simplePos="0" relativeHeight="251659264" behindDoc="0" locked="0" layoutInCell="1" allowOverlap="1" wp14:anchorId="725C4259" wp14:editId="796C77D9">
                 <wp:simplePos x="0" y="0"/>
                 <wp:positionH relativeFrom="column">
                   <wp:posOffset>0</wp:posOffset>
@@ -73,7 +73,7 @@
                   <wp:posOffset>103505</wp:posOffset>
                 </wp:positionV>
                 <wp:extent cx="5695950" cy="0"/>
-                <wp:effectExtent l="0" t="0" r="0" b="0"/>
+                <wp:effectExtent l="0" t="19050" r="19050" b="19050"/>
                 <wp:wrapNone/>
                 <wp:docPr id="748790004" name="Straight Connector 1"/>
                 <wp:cNvGraphicFramePr/>
@@ -89,6 +89,11 @@
                         <a:prstGeom prst="line">
                           <a:avLst/>
                         </a:prstGeom>
+                        <a:ln w="28575">
+                          <a:solidFill>
+                            <a:schemeClr val="tx1"/>
+                          </a:solidFill>
+                        </a:ln>
                       </wps:spPr>
                       <wps:style>
                         <a:lnRef idx="1">
@@ -113,7 +118,7 @@
           </mc:Choice>
           <mc:Fallback>
             <w:pict>
-              <v:line w14:anchorId="46C44049" id="Straight Connector 1" o:spid="_x0000_s1026" style="position:absolute;z-index:251659264;visibility:visible;mso-wrap-style:square;mso-wrap-distance-left:9pt;mso-wrap-distance-top:0;mso-wrap-distance-right:9pt;mso-wrap-distance-bottom:0;mso-position-horizontal:absolute;mso-position-horizontal-relative:text;mso-position-vertical:absolute;mso-position-vertical-relative:text" from="0,8.15pt" to="448.5pt,8.15pt" o:gfxdata="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" strokecolor="#4472c4 [3204]" strokeweight=".5pt">
+              <v:line w14:anchorId="091F2017" id="Straight Connector 1" o:spid="_x0000_s1026" style="position:absolute;z-index:251659264;visibility:visible;mso-wrap-style:square;mso-wrap-distance-left:9pt;mso-wrap-distance-top:0;mso-wrap-distance-right:9pt;mso-wrap-distance-bottom:0;mso-position-horizontal:absolute;mso-position-horizontal-relative:text;mso-position-vertical:absolute;mso-position-vertical-relative:text" from="0,8.15pt" to="448.5pt,8.15pt" o:gfxdata="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" strokecolor="black [3213]" strokeweight="2.25pt">
                 <v:stroke joinstyle="miter"/>
               </v:line>
             </w:pict>
@@ -232,6 +237,7 @@
     </w:p>
     <w:p>
       <w:pPr>
+        <w:ind w:firstLine="720"/>
         <w:jc w:val="both"/>
         <w:rPr>
           <w:rFonts w:ascii="Times New Roman" w:hAnsi="Times New Roman" w:cs="Times New Roman"/>
@@ -253,19 +259,12 @@
           <w:sz w:val="24"/>
           <w:szCs w:val="24"/>
         </w:rPr>
-        <w:t xml:space="preserve">. </w:t>
-      </w:r>
-      <w:r>
-        <w:rPr>
-          <w:rFonts w:ascii="Times New Roman" w:hAnsi="Times New Roman" w:cs="Times New Roman"/>
-          <w:sz w:val="24"/>
-          <w:szCs w:val="24"/>
-        </w:rPr>
-        <w:t>Lorem ipsum dolor sit amet, consectetur adipiscing elit. Integer in nisi ante. Sed pulvinar nisl sit amet luctus facilisis. Sed quis suscipit magna. Nam luctus dapibus faucibus. Duis sit amet elit vitae tellus tincidunt euismod. Pellentesque ullamcorper arcu et dui convallis, et faucibus libero tincidunt. Nulla sit amet dui consectetur purus imperdiet consequat. Vivamus pharetra velit hendrerit nibh accumsan, at posuere est luctus. Duis vulputate enim ex. Nulla lacus diam, placerat eu sollicitudin nec, tincidunt ac sapien.</w:t>
-      </w:r>
-    </w:p>
-    <w:p>
-      <w:pPr>
+        <w:t>. Lorem ipsum dolor sit amet, consectetur adipiscing elit. Integer in nisi ante. Sed pulvinar nisl sit amet luctus facilisis. Sed quis suscipit magna. Nam luctus dapibus faucibus. Duis sit amet elit vitae tellus tincidunt euismod. Pellentesque ullamcorper arcu et dui convallis, et faucibus libero tincidunt. Nulla sit amet dui consectetur purus imperdiet consequat. Vivamus pharetra velit hendrerit nibh accumsan, at posuere est luctus. Duis vulputate enim ex. Nulla lacus diam, placerat eu sollicitudin nec, tincidunt ac sapien.</w:t>
+      </w:r>
+    </w:p>
+    <w:p>
+      <w:pPr>
+        <w:ind w:firstLine="720"/>
         <w:jc w:val="both"/>
         <w:rPr>
           <w:rFonts w:ascii="Times New Roman" w:hAnsi="Times New Roman" w:cs="Times New Roman"/>
@@ -323,19 +322,12 @@
           <w:sz w:val="24"/>
           <w:szCs w:val="24"/>
         </w:rPr>
-        <w:t xml:space="preserve"> </w:t>
-      </w:r>
-      <w:r>
-        <w:rPr>
-          <w:rFonts w:ascii="Times New Roman" w:hAnsi="Times New Roman" w:cs="Times New Roman"/>
-          <w:sz w:val="24"/>
-          <w:szCs w:val="24"/>
-        </w:rPr>
-        <w:t>Fusce lacus augue, semper vel nulla ut, venenatis venenatis eros. Integer at euismod lectus. Duis congue, nisl imperdiet rutrum varius, tellus orci pellentesque erat, vitae consequat erat augue ac quam. Nam ac velit sed libero porttitor rutrum. Donec purus libero, facilisis sit amet lectus sit amet, fringilla fermentum nisi. Morbi non interdum diam. Ut lobortis libero id fermentum semper. Aenean vel diam nec nisi mattis luctus.</w:t>
-      </w:r>
-    </w:p>
-    <w:p>
-      <w:pPr>
+        <w:t xml:space="preserve"> Fusce lacus augue, semper vel nulla ut, venenatis venenatis eros. Integer at euismod lectus. Duis congue, nisl imperdiet rutrum varius, tellus orci pellentesque erat, vitae consequat erat augue ac quam. Nam ac velit sed libero porttitor rutrum. Donec purus libero, facilisis sit amet lectus sit amet, fringilla fermentum nisi. Morbi non interdum diam. Ut lobortis libero id fermentum semper. Aenean vel diam nec nisi mattis luctus.</w:t>
+      </w:r>
+    </w:p>
+    <w:p>
+      <w:pPr>
+        <w:ind w:firstLine="720"/>
         <w:jc w:val="both"/>
         <w:rPr>
           <w:rFonts w:ascii="Times New Roman" w:hAnsi="Times New Roman" w:cs="Times New Roman"/>
@@ -374,19 +366,12 @@
           <w:sz w:val="24"/>
           <w:szCs w:val="24"/>
         </w:rPr>
-        <w:t xml:space="preserve"> </w:t>
-      </w:r>
-      <w:r>
-        <w:rPr>
-          <w:rFonts w:ascii="Times New Roman" w:hAnsi="Times New Roman" w:cs="Times New Roman"/>
-          <w:sz w:val="24"/>
-          <w:szCs w:val="24"/>
-        </w:rPr>
-        <w:t>Aliquam et tincidunt tortor. Praesent posuere massa sed placerat dapibus. Etiam efficitur nisi id risus semper blandit. In lobortis nunc et ligula pharetra, a porttitor dui vehicula. Maecenas mollis lacus at velit interdum feugiat. Donec malesuada dui nec consequat dapibus. Ut ut maximus arcu. Suspendisse sed nibh eget dui consequat sagittis sed eu lorem. Sed aliquet erat eget libero ultrices, in elementum metus egestas.</w:t>
-      </w:r>
-    </w:p>
-    <w:p>
-      <w:pPr>
+        <w:t xml:space="preserve"> Aliquam et tincidunt tortor. Praesent posuere massa sed placerat dapibus. Etiam efficitur nisi id risus semper blandit. In lobortis nunc et ligula pharetra, a porttitor dui vehicula. Maecenas mollis lacus at velit interdum feugiat. Donec malesuada dui nec consequat dapibus. Ut ut maximus arcu. Suspendisse sed nibh eget dui consequat sagittis sed eu lorem. Sed aliquet erat eget libero ultrices, in elementum metus egestas.</w:t>
+      </w:r>
+    </w:p>
+    <w:p>
+      <w:pPr>
+        <w:ind w:firstLine="720"/>
         <w:jc w:val="both"/>
         <w:rPr>
           <w:rFonts w:ascii="Times New Roman" w:hAnsi="Times New Roman" w:cs="Times New Roman"/>
@@ -408,23 +393,7 @@
           <w:sz w:val="24"/>
           <w:szCs w:val="24"/>
         </w:rPr>
-        <w:t xml:space="preserve"> </w:t>
-      </w:r>
-      <w:r>
-        <w:rPr>
-          <w:rFonts w:ascii="Times New Roman" w:hAnsi="Times New Roman" w:cs="Times New Roman"/>
-          <w:sz w:val="24"/>
-          <w:szCs w:val="24"/>
-        </w:rPr>
-        <w:t>Aliquam et tincidunt tortor. Praesent posuere massa sed placerat dapibus. Etiam efficitur nisi id risus semper blandit</w:t>
-      </w:r>
-      <w:r>
-        <w:rPr>
-          <w:rFonts w:ascii="Times New Roman" w:hAnsi="Times New Roman" w:cs="Times New Roman"/>
-          <w:sz w:val="24"/>
-          <w:szCs w:val="24"/>
-        </w:rPr>
-        <w:t>.</w:t>
+        <w:t xml:space="preserve"> Aliquam et tincidunt tortor. Praesent posuere massa sed placerat dapibus. Etiam efficitur nisi id risus semper blandit.</w:t>
       </w:r>
     </w:p>
     <w:p>
@@ -1094,6 +1063,7 @@
   <w:style w:type="character" w:default="1" w:styleId="DefaultParagraphFont">
     <w:name w:val="Default Paragraph Font"/>
     <w:uiPriority w:val="1"/>
+    <w:semiHidden/>
     <w:unhideWhenUsed/>
   </w:style>
   <w:style w:type="table" w:default="1" w:styleId="TableNormal">

--- a/assets/files/word/Surat_Undangan_Microsoft_Word.docx
+++ b/assets/files/word/Surat_Undangan_Microsoft_Word.docx
@@ -10,8 +10,8 @@
           <w:rFonts w:ascii="Times New Roman" w:hAnsi="Times New Roman" w:cs="Times New Roman"/>
           <w:b/>
           <w:bCs/>
-          <w:sz w:val="24"/>
-          <w:szCs w:val="24"/>
+          <w:sz w:val="28"/>
+          <w:szCs w:val="28"/>
         </w:rPr>
       </w:pPr>
       <w:r>
@@ -19,10 +19,10 @@
           <w:rFonts w:ascii="Times New Roman" w:hAnsi="Times New Roman" w:cs="Times New Roman"/>
           <w:b/>
           <w:bCs/>
-          <w:sz w:val="24"/>
-          <w:szCs w:val="24"/>
-        </w:rPr>
-        <w:t>PT MAJU BERSAMA Indonesia</w:t>
+          <w:sz w:val="28"/>
+          <w:szCs w:val="28"/>
+        </w:rPr>
+        <w:t>PT MAJU BERSAMA INDONESIA</w:t>
       </w:r>
     </w:p>
     <w:p>
@@ -31,15 +31,15 @@
         <w:jc w:val="center"/>
         <w:rPr>
           <w:rFonts w:ascii="Times New Roman" w:hAnsi="Times New Roman" w:cs="Times New Roman"/>
-          <w:sz w:val="24"/>
-          <w:szCs w:val="24"/>
-        </w:rPr>
-      </w:pPr>
-      <w:r>
-        <w:rPr>
-          <w:rFonts w:ascii="Times New Roman" w:hAnsi="Times New Roman" w:cs="Times New Roman"/>
-          <w:sz w:val="24"/>
-          <w:szCs w:val="24"/>
+          <w:sz w:val="20"/>
+          <w:szCs w:val="20"/>
+        </w:rPr>
+      </w:pPr>
+      <w:r>
+        <w:rPr>
+          <w:rFonts w:ascii="Times New Roman" w:hAnsi="Times New Roman" w:cs="Times New Roman"/>
+          <w:sz w:val="20"/>
+          <w:szCs w:val="20"/>
         </w:rPr>
         <w:t>Jl. Merdeka No. 123, Jakarta Selatan</w:t>
       </w:r>
@@ -118,7 +118,7 @@
           </mc:Choice>
           <mc:Fallback>
             <w:pict>
-              <v:line w14:anchorId="091F2017" id="Straight Connector 1" o:spid="_x0000_s1026" style="position:absolute;z-index:251659264;visibility:visible;mso-wrap-style:square;mso-wrap-distance-left:9pt;mso-wrap-distance-top:0;mso-wrap-distance-right:9pt;mso-wrap-distance-bottom:0;mso-position-horizontal:absolute;mso-position-horizontal-relative:text;mso-position-vertical:absolute;mso-position-vertical-relative:text" from="0,8.15pt" to="448.5pt,8.15pt" o:gfxdata="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" strokecolor="black [3213]" strokeweight="2.25pt">
+              <v:line w14:anchorId="5333AF60" id="Straight Connector 1" o:spid="_x0000_s1026" style="position:absolute;z-index:251659264;visibility:visible;mso-wrap-style:square;mso-wrap-distance-left:9pt;mso-wrap-distance-top:0;mso-wrap-distance-right:9pt;mso-wrap-distance-bottom:0;mso-position-horizontal:absolute;mso-position-horizontal-relative:text;mso-position-vertical:absolute;mso-position-vertical-relative:text" from="0,8.15pt" to="448.5pt,8.15pt" o:gfxdata="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" strokecolor="black [3213]" strokeweight="2.25pt">
                 <v:stroke joinstyle="miter"/>
               </v:line>
             </w:pict>
